--- a/Recruitment_Capstone_Submission/1- Multi-Agent Recruitment System - Layal Zeineddine.docx
+++ b/Recruitment_Capstone_Submission/1- Multi-Agent Recruitment System - Layal Zeineddine.docx
@@ -30,14 +30,24 @@
           <w:rPr>
             <w:rStyle w:val="Hyperlink"/>
           </w:rPr>
-          <w:t>https://github.com/layal-z/AAI614_Zeineddine/tree/Agentic_AI/Multi_Agent_Recruitment_System_GPT_v11.ipynb</w:t>
+          <w:t>https://github.com/layal-z/AAI614_Zeineddine/tree/Agentic_</w:t>
+        </w:r>
+        <w:r>
+          <w:rPr>
+            <w:rStyle w:val="Hyperlink"/>
+          </w:rPr>
+          <w:t>A</w:t>
+        </w:r>
+        <w:r>
+          <w:rPr>
+            <w:rStyle w:val="Hyperlink"/>
+          </w:rPr>
+          <w:t>I/Recruitment_Capstone_Submission</w:t>
         </w:r>
       </w:hyperlink>
-    </w:p>
-    <w:p>
-      <w:pPr>
-        <w:spacing w:after="0" w:line="240" w:lineRule="auto"/>
-      </w:pPr>
+      <w:r>
+        <w:br/>
+      </w:r>
     </w:p>
     <w:p>
       <w:pPr>
@@ -6076,7 +6086,6 @@
   <w:style w:type="character" w:default="1" w:styleId="DefaultParagraphFont">
     <w:name w:val="Default Paragraph Font"/>
     <w:uiPriority w:val="1"/>
-    <w:semiHidden/>
     <w:unhideWhenUsed/>
   </w:style>
   <w:style w:type="table" w:default="1" w:styleId="TableNormal">
@@ -6721,6 +6730,19 @@
       <w:u w:val="single"/>
     </w:rPr>
   </w:style>
+  <w:style w:type="paragraph" w:styleId="NormalWeb">
+    <w:name w:val="Normal (Web)"/>
+    <w:basedOn w:val="Normal"/>
+    <w:uiPriority w:val="99"/>
+    <w:semiHidden/>
+    <w:unhideWhenUsed/>
+    <w:rsid w:val="00594BD8"/>
+    <w:rPr>
+      <w:rFonts w:ascii="Times New Roman" w:hAnsi="Times New Roman" w:cs="Times New Roman"/>
+      <w:sz w:val="24"/>
+      <w:szCs w:val="24"/>
+    </w:rPr>
+  </w:style>
 </w:styles>
 </file>
 
